--- a/src/assets/resume/Mohmed_Vaid_Resume.docx
+++ b/src/assets/resume/Mohmed_Vaid_Resume.docx
@@ -28,7 +28,7 @@
           <w:sz w:val="36"/>
           <w:szCs w:val="36"/>
         </w:rPr>
-        <w:t>MOHMEDHUSAIN VAID</w:t>
+        <w:t>MOHMED VAID</w:t>
       </w:r>
     </w:p>
     <w:p>
@@ -1082,27 +1082,14 @@
           <w:t xml:space="preserve"> </w:t>
         </w:r>
       </w:hyperlink>
-      <w:r>
-        <w:fldChar w:fldCharType="begin"/>
-      </w:r>
-      <w:r>
-        <w:instrText xml:space="preserve">HYPERLINK "https://mohmedvaid.github.io/weather-app" \h </w:instrText>
-      </w:r>
-      <w:r>
-        <w:fldChar w:fldCharType="separate"/>
-      </w:r>
-      <w:r>
-        <w:rPr>
-          <w:rFonts w:ascii="Times New Roman" w:eastAsia="Times New Roman" w:hAnsi="Times New Roman" w:cs="Times New Roman"/>
-        </w:rPr>
-        <w:t>mohmedvaid.github.io/weather-app</w:t>
-      </w:r>
-      <w:r>
-        <w:rPr>
-          <w:rFonts w:ascii="Times New Roman" w:eastAsia="Times New Roman" w:hAnsi="Times New Roman" w:cs="Times New Roman"/>
-        </w:rPr>
-        <w:fldChar w:fldCharType="end"/>
-      </w:r>
+      <w:hyperlink r:id="rId23">
+        <w:r>
+          <w:rPr>
+            <w:rFonts w:ascii="Times New Roman" w:eastAsia="Times New Roman" w:hAnsi="Times New Roman" w:cs="Times New Roman"/>
+          </w:rPr>
+          <w:t>mohmedvaid.github.io/weather-app</w:t>
+        </w:r>
+      </w:hyperlink>
     </w:p>
     <w:p>
       <w:pPr>
@@ -1819,14 +1806,7 @@
           <w:rFonts w:ascii="Times New Roman" w:eastAsia="Times New Roman" w:hAnsi="Times New Roman" w:cs="Times New Roman"/>
           <w:lang w:val="en-US"/>
         </w:rPr>
-        <w:t xml:space="preserve">Wrote SQL queries to clean up the database and added data validation queries for many old projects to prevent bad data and implemented an error handling function template that saved hours of times for the internal </w:t>
-      </w:r>
-      <w:r>
-        <w:rPr>
-          <w:rFonts w:ascii="Times New Roman" w:eastAsia="Times New Roman" w:hAnsi="Times New Roman" w:cs="Times New Roman"/>
-          <w:lang w:val="en-US"/>
-        </w:rPr>
-        <w:t>team.</w:t>
+        <w:t>Wrote SQL queries to clean up the database and added data validation queries for many old projects to prevent bad data and implemented an error handling function template that saved hours of times for the internal team.</w:t>
       </w:r>
     </w:p>
     <w:p>
@@ -1845,14 +1825,7 @@
           <w:rFonts w:ascii="Times New Roman" w:eastAsia="Times New Roman" w:hAnsi="Times New Roman" w:cs="Times New Roman"/>
           <w:lang w:val="en-US"/>
         </w:rPr>
-        <w:t xml:space="preserve">Determined the causes of website glitches and bugs using HTML source code and QA </w:t>
-      </w:r>
-      <w:r>
-        <w:rPr>
-          <w:rFonts w:ascii="Times New Roman" w:eastAsia="Times New Roman" w:hAnsi="Times New Roman" w:cs="Times New Roman"/>
-          <w:lang w:val="en-US"/>
-        </w:rPr>
-        <w:t>methodologies.</w:t>
+        <w:t>Determined the causes of website glitches and bugs using HTML source code and QA methodologies.</w:t>
       </w:r>
     </w:p>
     <w:p>
@@ -1941,14 +1914,7 @@
           <w:rFonts w:ascii="Times New Roman" w:eastAsia="Times New Roman" w:hAnsi="Times New Roman" w:cs="Times New Roman"/>
           <w:lang w:val="en-US"/>
         </w:rPr>
-        <w:t xml:space="preserve">Performed many highly complex debugging tasks with very few available reference </w:t>
-      </w:r>
-      <w:r>
-        <w:rPr>
-          <w:rFonts w:ascii="Times New Roman" w:eastAsia="Times New Roman" w:hAnsi="Times New Roman" w:cs="Times New Roman"/>
-          <w:lang w:val="en-US"/>
-        </w:rPr>
-        <w:t>resources.</w:t>
+        <w:t>Performed many highly complex debugging tasks with very few available reference resources.</w:t>
       </w:r>
     </w:p>
     <w:p>
@@ -1967,14 +1933,7 @@
           <w:rFonts w:ascii="Times New Roman" w:eastAsia="Times New Roman" w:hAnsi="Times New Roman" w:cs="Times New Roman"/>
           <w:lang w:val="en-US"/>
         </w:rPr>
-        <w:t xml:space="preserve">Wrote complex queries in SQL and NoSQL in MongoDB, mongoose, and </w:t>
-      </w:r>
-      <w:r>
-        <w:rPr>
-          <w:rFonts w:ascii="Times New Roman" w:eastAsia="Times New Roman" w:hAnsi="Times New Roman" w:cs="Times New Roman"/>
-          <w:lang w:val="en-US"/>
-        </w:rPr>
-        <w:t>MySQL.</w:t>
+        <w:t>Wrote complex queries in SQL and NoSQL in MongoDB, mongoose, and MySQL.</w:t>
       </w:r>
     </w:p>
     <w:p>
@@ -3914,6 +3873,7 @@
   <w:style w:type="character" w:default="1" w:styleId="DefaultParagraphFont">
     <w:name w:val="Default Paragraph Font"/>
     <w:uiPriority w:val="1"/>
+    <w:semiHidden/>
     <w:unhideWhenUsed/>
   </w:style>
   <w:style w:type="table" w:default="1" w:styleId="TableNormal">
